--- a/docs/IT-027-001 — Strategy Domain Model MVP.docx
+++ b/docs/IT-027-001 — Strategy Domain Model MVP.docx
@@ -56,33 +56,14 @@
           <w:bCs w:val="1"/>
           <w:rtl w:val="0"/>
         </w:rPr>
-        <w:t xml:space="preserve">Versión:</w:t>
-      </w:r>
-      <w:r>
-        <w:rPr>
-          <w:rtl w:val="0"/>
-        </w:rPr>
-        <w:t xml:space="preserve"> 0.1</w:t>
-      </w:r>
-    </w:p>
-    <w:p>
-      <w:pPr>
-        <w:spacing w:after="240" w:before="240" w:lineRule="auto"/>
-        <w:rPr/>
-      </w:pPr>
-      <w:r>
-        <w:rPr>
-          <w:b w:val="1"/>
-          <w:bCs w:val="1"/>
-          <w:rtl w:val="0"/>
-        </w:rPr>
-        <w:t xml:space="preserve">Estado:</w:t>
-      </w:r>
-      <w:r>
-        <w:rPr>
-          <w:rtl w:val="0"/>
-        </w:rPr>
-        <w:t xml:space="preserve"> Draft</w:t>
+        <w:t xml:space="preserve">Versión: 1.0 </w:t>
+        <w:br w:type="textWrapping"/>
+        <w:t xml:space="preserve">Estado: Normativo / Aprobado </w:t>
+      </w:r>
+      <w:r>
+        <w:rPr>
+          <w:rtl w:val="0"/>
+        </w:rPr>
       </w:r>
     </w:p>
     <w:p>
@@ -281,7 +262,7 @@
       <w:pPr>
         <w:numPr>
           <w:ilvl w:val="0"/>
-          <w:numId w:val="6"/>
+          <w:numId w:val="7"/>
         </w:numPr>
         <w:spacing w:after="0" w:afterAutospacing="0" w:before="240" w:lineRule="auto"/>
         <w:ind w:left="720" w:hanging="360"/>
@@ -305,7 +286,7 @@
       <w:pPr>
         <w:numPr>
           <w:ilvl w:val="0"/>
-          <w:numId w:val="6"/>
+          <w:numId w:val="7"/>
         </w:numPr>
         <w:spacing w:after="0" w:afterAutospacing="0" w:before="0" w:beforeAutospacing="0" w:lineRule="auto"/>
         <w:ind w:left="720" w:hanging="360"/>
@@ -329,7 +310,7 @@
       <w:pPr>
         <w:numPr>
           <w:ilvl w:val="0"/>
-          <w:numId w:val="6"/>
+          <w:numId w:val="7"/>
         </w:numPr>
         <w:spacing w:after="0" w:afterAutospacing="0" w:before="0" w:beforeAutospacing="0" w:lineRule="auto"/>
         <w:ind w:left="720" w:hanging="360"/>
@@ -353,7 +334,7 @@
       <w:pPr>
         <w:numPr>
           <w:ilvl w:val="0"/>
-          <w:numId w:val="6"/>
+          <w:numId w:val="7"/>
         </w:numPr>
         <w:spacing w:after="0" w:afterAutospacing="0" w:before="0" w:beforeAutospacing="0" w:lineRule="auto"/>
         <w:ind w:left="720" w:hanging="360"/>
@@ -377,7 +358,7 @@
       <w:pPr>
         <w:numPr>
           <w:ilvl w:val="0"/>
-          <w:numId w:val="6"/>
+          <w:numId w:val="7"/>
         </w:numPr>
         <w:spacing w:after="0" w:afterAutospacing="0" w:before="0" w:beforeAutospacing="0" w:lineRule="auto"/>
         <w:ind w:left="720" w:hanging="360"/>
@@ -393,7 +374,7 @@
       <w:pPr>
         <w:numPr>
           <w:ilvl w:val="0"/>
-          <w:numId w:val="6"/>
+          <w:numId w:val="7"/>
         </w:numPr>
         <w:spacing w:after="0" w:afterAutospacing="0" w:before="0" w:beforeAutospacing="0" w:lineRule="auto"/>
         <w:ind w:left="720" w:hanging="360"/>
@@ -409,7 +390,7 @@
       <w:pPr>
         <w:numPr>
           <w:ilvl w:val="0"/>
-          <w:numId w:val="6"/>
+          <w:numId w:val="7"/>
         </w:numPr>
         <w:spacing w:after="240" w:before="0" w:beforeAutospacing="0" w:lineRule="auto"/>
         <w:ind w:left="720" w:hanging="360"/>
@@ -478,7 +459,7 @@
       <w:pPr>
         <w:numPr>
           <w:ilvl w:val="0"/>
-          <w:numId w:val="11"/>
+          <w:numId w:val="12"/>
         </w:numPr>
         <w:spacing w:after="0" w:afterAutospacing="0" w:before="240" w:lineRule="auto"/>
         <w:ind w:left="720" w:hanging="360"/>
@@ -494,7 +475,7 @@
       <w:pPr>
         <w:numPr>
           <w:ilvl w:val="0"/>
-          <w:numId w:val="11"/>
+          <w:numId w:val="12"/>
         </w:numPr>
         <w:spacing w:after="0" w:afterAutospacing="0" w:before="0" w:beforeAutospacing="0" w:lineRule="auto"/>
         <w:ind w:left="720" w:hanging="360"/>
@@ -510,7 +491,7 @@
       <w:pPr>
         <w:numPr>
           <w:ilvl w:val="0"/>
-          <w:numId w:val="11"/>
+          <w:numId w:val="12"/>
         </w:numPr>
         <w:spacing w:after="0" w:afterAutospacing="0" w:before="0" w:beforeAutospacing="0" w:lineRule="auto"/>
         <w:ind w:left="720" w:hanging="360"/>
@@ -526,7 +507,7 @@
       <w:pPr>
         <w:numPr>
           <w:ilvl w:val="0"/>
-          <w:numId w:val="11"/>
+          <w:numId w:val="12"/>
         </w:numPr>
         <w:spacing w:after="0" w:afterAutospacing="0" w:before="0" w:beforeAutospacing="0" w:lineRule="auto"/>
         <w:ind w:left="720" w:hanging="360"/>
@@ -542,7 +523,7 @@
       <w:pPr>
         <w:numPr>
           <w:ilvl w:val="0"/>
-          <w:numId w:val="11"/>
+          <w:numId w:val="12"/>
         </w:numPr>
         <w:spacing w:after="0" w:afterAutospacing="0" w:before="0" w:beforeAutospacing="0" w:lineRule="auto"/>
         <w:ind w:left="720" w:hanging="360"/>
@@ -558,7 +539,7 @@
       <w:pPr>
         <w:numPr>
           <w:ilvl w:val="0"/>
-          <w:numId w:val="11"/>
+          <w:numId w:val="12"/>
         </w:numPr>
         <w:spacing w:after="0" w:afterAutospacing="0" w:before="0" w:beforeAutospacing="0" w:lineRule="auto"/>
         <w:ind w:left="720" w:hanging="360"/>
@@ -574,7 +555,7 @@
       <w:pPr>
         <w:numPr>
           <w:ilvl w:val="0"/>
-          <w:numId w:val="11"/>
+          <w:numId w:val="12"/>
         </w:numPr>
         <w:spacing w:after="0" w:afterAutospacing="0" w:before="0" w:beforeAutospacing="0" w:lineRule="auto"/>
         <w:ind w:left="720" w:hanging="360"/>
@@ -590,7 +571,7 @@
       <w:pPr>
         <w:numPr>
           <w:ilvl w:val="0"/>
-          <w:numId w:val="11"/>
+          <w:numId w:val="12"/>
         </w:numPr>
         <w:spacing w:after="0" w:afterAutospacing="0" w:before="0" w:beforeAutospacing="0" w:lineRule="auto"/>
         <w:ind w:left="720" w:hanging="360"/>
@@ -606,7 +587,7 @@
       <w:pPr>
         <w:numPr>
           <w:ilvl w:val="0"/>
-          <w:numId w:val="11"/>
+          <w:numId w:val="12"/>
         </w:numPr>
         <w:spacing w:after="0" w:afterAutospacing="0" w:before="0" w:beforeAutospacing="0" w:lineRule="auto"/>
         <w:ind w:left="720" w:hanging="360"/>
@@ -622,7 +603,7 @@
       <w:pPr>
         <w:numPr>
           <w:ilvl w:val="0"/>
-          <w:numId w:val="11"/>
+          <w:numId w:val="12"/>
         </w:numPr>
         <w:spacing w:after="0" w:afterAutospacing="0" w:before="0" w:beforeAutospacing="0" w:lineRule="auto"/>
         <w:ind w:left="720" w:hanging="360"/>
@@ -638,7 +619,7 @@
       <w:pPr>
         <w:numPr>
           <w:ilvl w:val="0"/>
-          <w:numId w:val="11"/>
+          <w:numId w:val="12"/>
         </w:numPr>
         <w:spacing w:after="240" w:before="0" w:beforeAutospacing="0" w:lineRule="auto"/>
         <w:ind w:left="720" w:hanging="360"/>
@@ -847,7 +828,7 @@
       <w:pPr>
         <w:numPr>
           <w:ilvl w:val="0"/>
-          <w:numId w:val="9"/>
+          <w:numId w:val="10"/>
         </w:numPr>
         <w:spacing w:after="0" w:afterAutospacing="0" w:before="240" w:lineRule="auto"/>
         <w:ind w:left="720" w:hanging="360"/>
@@ -863,7 +844,7 @@
       <w:pPr>
         <w:numPr>
           <w:ilvl w:val="0"/>
-          <w:numId w:val="9"/>
+          <w:numId w:val="10"/>
         </w:numPr>
         <w:spacing w:after="0" w:afterAutospacing="0" w:before="0" w:beforeAutospacing="0" w:lineRule="auto"/>
         <w:ind w:left="720" w:hanging="360"/>
@@ -879,7 +860,7 @@
       <w:pPr>
         <w:numPr>
           <w:ilvl w:val="0"/>
-          <w:numId w:val="9"/>
+          <w:numId w:val="10"/>
         </w:numPr>
         <w:spacing w:after="0" w:afterAutospacing="0" w:before="0" w:beforeAutospacing="0" w:lineRule="auto"/>
         <w:ind w:left="720" w:hanging="360"/>
@@ -895,7 +876,7 @@
       <w:pPr>
         <w:numPr>
           <w:ilvl w:val="0"/>
-          <w:numId w:val="9"/>
+          <w:numId w:val="10"/>
         </w:numPr>
         <w:spacing w:after="240" w:before="0" w:beforeAutospacing="0" w:lineRule="auto"/>
         <w:ind w:left="720" w:hanging="360"/>
@@ -992,7 +973,7 @@
       <w:pPr>
         <w:numPr>
           <w:ilvl w:val="0"/>
-          <w:numId w:val="7"/>
+          <w:numId w:val="8"/>
         </w:numPr>
         <w:spacing w:after="0" w:afterAutospacing="0" w:before="240" w:lineRule="auto"/>
         <w:ind w:left="720" w:hanging="360"/>
@@ -1008,7 +989,7 @@
       <w:pPr>
         <w:numPr>
           <w:ilvl w:val="0"/>
-          <w:numId w:val="7"/>
+          <w:numId w:val="8"/>
         </w:numPr>
         <w:spacing w:after="0" w:afterAutospacing="0" w:before="0" w:beforeAutospacing="0" w:lineRule="auto"/>
         <w:ind w:left="720" w:hanging="360"/>
@@ -1024,7 +1005,7 @@
       <w:pPr>
         <w:numPr>
           <w:ilvl w:val="0"/>
-          <w:numId w:val="7"/>
+          <w:numId w:val="8"/>
         </w:numPr>
         <w:spacing w:after="0" w:afterAutospacing="0" w:before="0" w:beforeAutospacing="0" w:lineRule="auto"/>
         <w:ind w:left="720" w:hanging="360"/>
@@ -1033,14 +1014,14 @@
         <w:rPr>
           <w:rtl w:val="0"/>
         </w:rPr>
-        <w:t>Registrar explícitamente knowledge_id y knowledge_version como referencias opacas; el par identifica inequívocamente la versión de Knowledge utilizada.</w:t>
-      </w:r>
-    </w:p>
-    <w:p>
-      <w:pPr>
-        <w:numPr>
-          <w:ilvl w:val="0"/>
-          <w:numId w:val="7"/>
+        <w:t xml:space="preserve">Asociar la versión de Knowledge utilizada.</w:t>
+      </w:r>
+    </w:p>
+    <w:p>
+      <w:pPr>
+        <w:numPr>
+          <w:ilvl w:val="0"/>
+          <w:numId w:val="8"/>
         </w:numPr>
         <w:spacing w:after="0" w:afterAutospacing="0" w:before="0" w:beforeAutospacing="0" w:lineRule="auto"/>
         <w:ind w:left="720" w:hanging="360"/>
@@ -1056,7 +1037,7 @@
       <w:pPr>
         <w:numPr>
           <w:ilvl w:val="0"/>
-          <w:numId w:val="7"/>
+          <w:numId w:val="8"/>
         </w:numPr>
         <w:spacing w:after="240" w:before="0" w:beforeAutospacing="0" w:lineRule="auto"/>
         <w:ind w:left="720" w:hanging="360"/>
@@ -1137,7 +1118,7 @@
       <w:pPr>
         <w:numPr>
           <w:ilvl w:val="0"/>
-          <w:numId w:val="10"/>
+          <w:numId w:val="11"/>
         </w:numPr>
         <w:spacing w:after="0" w:afterAutospacing="0" w:before="240" w:lineRule="auto"/>
         <w:ind w:left="720" w:hanging="360"/>
@@ -1153,7 +1134,7 @@
       <w:pPr>
         <w:numPr>
           <w:ilvl w:val="0"/>
-          <w:numId w:val="10"/>
+          <w:numId w:val="11"/>
         </w:numPr>
         <w:spacing w:after="0" w:afterAutospacing="0" w:before="0" w:beforeAutospacing="0" w:lineRule="auto"/>
         <w:ind w:left="720" w:hanging="360"/>
@@ -1169,7 +1150,7 @@
       <w:pPr>
         <w:numPr>
           <w:ilvl w:val="0"/>
-          <w:numId w:val="10"/>
+          <w:numId w:val="11"/>
         </w:numPr>
         <w:spacing w:after="0" w:afterAutospacing="0" w:before="0" w:beforeAutospacing="0" w:lineRule="auto"/>
         <w:ind w:left="720" w:hanging="360"/>
@@ -1185,7 +1166,7 @@
       <w:pPr>
         <w:numPr>
           <w:ilvl w:val="0"/>
-          <w:numId w:val="10"/>
+          <w:numId w:val="11"/>
         </w:numPr>
         <w:spacing w:after="0" w:afterAutospacing="0" w:before="0" w:beforeAutospacing="0" w:lineRule="auto"/>
         <w:ind w:left="720" w:hanging="360"/>
@@ -1201,7 +1182,7 @@
       <w:pPr>
         <w:numPr>
           <w:ilvl w:val="0"/>
-          <w:numId w:val="10"/>
+          <w:numId w:val="11"/>
         </w:numPr>
         <w:spacing w:after="240" w:before="0" w:beforeAutospacing="0" w:lineRule="auto"/>
         <w:ind w:left="720" w:hanging="360"/>
@@ -1534,7 +1515,7 @@
       <w:pPr>
         <w:numPr>
           <w:ilvl w:val="0"/>
-          <w:numId w:val="5"/>
+          <w:numId w:val="6"/>
         </w:numPr>
         <w:spacing w:after="0" w:afterAutospacing="0" w:before="240" w:lineRule="auto"/>
         <w:ind w:left="720" w:hanging="360"/>
@@ -1550,7 +1531,7 @@
       <w:pPr>
         <w:numPr>
           <w:ilvl w:val="0"/>
-          <w:numId w:val="5"/>
+          <w:numId w:val="6"/>
         </w:numPr>
         <w:spacing w:after="0" w:afterAutospacing="0" w:before="0" w:beforeAutospacing="0" w:lineRule="auto"/>
         <w:ind w:left="720" w:hanging="360"/>
@@ -1566,7 +1547,7 @@
       <w:pPr>
         <w:numPr>
           <w:ilvl w:val="0"/>
-          <w:numId w:val="5"/>
+          <w:numId w:val="6"/>
         </w:numPr>
         <w:spacing w:after="0" w:afterAutospacing="0" w:before="0" w:beforeAutospacing="0" w:lineRule="auto"/>
         <w:ind w:left="720" w:hanging="360"/>
@@ -1575,14 +1556,14 @@
         <w:rPr>
           <w:rtl w:val="0"/>
         </w:rPr>
-        <w:t>referencia inequívocamente una versión de Knowledge mediante el par (knowledge_id, knowledge_version);</w:t>
-      </w:r>
-    </w:p>
-    <w:p>
-      <w:pPr>
-        <w:numPr>
-          <w:ilvl w:val="0"/>
-          <w:numId w:val="5"/>
+        <w:t xml:space="preserve">referencia exactamente una versión de Knowledge;</w:t>
+      </w:r>
+    </w:p>
+    <w:p>
+      <w:pPr>
+        <w:numPr>
+          <w:ilvl w:val="0"/>
+          <w:numId w:val="6"/>
         </w:numPr>
         <w:spacing w:after="0" w:afterAutospacing="0" w:before="0" w:beforeAutospacing="0" w:lineRule="auto"/>
         <w:ind w:left="720" w:hanging="360"/>
@@ -1598,7 +1579,7 @@
       <w:pPr>
         <w:numPr>
           <w:ilvl w:val="0"/>
-          <w:numId w:val="5"/>
+          <w:numId w:val="6"/>
         </w:numPr>
         <w:spacing w:after="0" w:afterAutospacing="0" w:before="0" w:beforeAutospacing="0" w:lineRule="auto"/>
         <w:ind w:left="720" w:hanging="360"/>
@@ -1614,7 +1595,7 @@
       <w:pPr>
         <w:numPr>
           <w:ilvl w:val="0"/>
-          <w:numId w:val="5"/>
+          <w:numId w:val="6"/>
         </w:numPr>
         <w:spacing w:after="240" w:before="0" w:beforeAutospacing="0" w:lineRule="auto"/>
         <w:ind w:left="720" w:hanging="360"/>
@@ -1744,7 +1725,7 @@
       <w:pPr>
         <w:numPr>
           <w:ilvl w:val="0"/>
-          <w:numId w:val="8"/>
+          <w:numId w:val="9"/>
         </w:numPr>
         <w:spacing w:after="0" w:afterAutospacing="0" w:before="240" w:lineRule="auto"/>
         <w:ind w:left="720" w:hanging="360"/>
@@ -1760,7 +1741,7 @@
       <w:pPr>
         <w:numPr>
           <w:ilvl w:val="0"/>
-          <w:numId w:val="8"/>
+          <w:numId w:val="9"/>
         </w:numPr>
         <w:spacing w:after="240" w:before="0" w:beforeAutospacing="0" w:lineRule="auto"/>
         <w:ind w:left="720" w:hanging="360"/>
@@ -1841,7 +1822,7 @@
       <w:pPr>
         <w:numPr>
           <w:ilvl w:val="0"/>
-          <w:numId w:val="4"/>
+          <w:numId w:val="5"/>
         </w:numPr>
         <w:spacing w:after="0" w:afterAutospacing="0" w:before="240" w:lineRule="auto"/>
         <w:ind w:left="720" w:hanging="360"/>
@@ -1857,7 +1838,7 @@
       <w:pPr>
         <w:numPr>
           <w:ilvl w:val="0"/>
-          <w:numId w:val="4"/>
+          <w:numId w:val="5"/>
         </w:numPr>
         <w:spacing w:after="0" w:afterAutospacing="0" w:before="0" w:beforeAutospacing="0" w:lineRule="auto"/>
         <w:ind w:left="720" w:hanging="360"/>
@@ -1873,7 +1854,7 @@
       <w:pPr>
         <w:numPr>
           <w:ilvl w:val="0"/>
-          <w:numId w:val="4"/>
+          <w:numId w:val="5"/>
         </w:numPr>
         <w:spacing w:after="0" w:afterAutospacing="0" w:before="0" w:beforeAutospacing="0" w:lineRule="auto"/>
         <w:ind w:left="720" w:hanging="360"/>
@@ -1889,7 +1870,7 @@
       <w:pPr>
         <w:numPr>
           <w:ilvl w:val="0"/>
-          <w:numId w:val="4"/>
+          <w:numId w:val="5"/>
         </w:numPr>
         <w:spacing w:after="240" w:before="0" w:beforeAutospacing="0" w:lineRule="auto"/>
         <w:ind w:left="720" w:hanging="360"/>
@@ -2616,14 +2597,26 @@
         <w:rPr>
           <w:rtl w:val="0"/>
         </w:rPr>
-        <w:t xml:space="preserve">Este incremento proporciona el modelo de dominio utilizado por:</w:t>
-      </w:r>
-    </w:p>
-    <w:p>
-      <w:pPr>
-        <w:numPr>
-          <w:ilvl w:val="0"/>
-          <w:numId w:val="12"/>
+        <w:t xml:space="preserve">Este incremento proporciona el modelo de dominio canónico utilizado por los incrementos posteriores de la Strategy Evaluation Capability.</w:t>
+      </w:r>
+    </w:p>
+    <w:p>
+      <w:pPr>
+        <w:spacing w:after="240" w:before="240" w:lineRule="auto"/>
+        <w:rPr/>
+      </w:pPr>
+      <w:r>
+        <w:rPr>
+          <w:rtl w:val="0"/>
+        </w:rPr>
+        <w:t xml:space="preserve">La secuencia normativa vigente es:</w:t>
+      </w:r>
+    </w:p>
+    <w:p>
+      <w:pPr>
+        <w:numPr>
+          <w:ilvl w:val="0"/>
+          <w:numId w:val="4"/>
         </w:numPr>
         <w:spacing w:after="0" w:afterAutospacing="0" w:before="240" w:lineRule="auto"/>
         <w:ind w:left="720" w:hanging="360"/>
@@ -2634,20 +2627,35 @@
           <w:bCs w:val="1"/>
           <w:rtl w:val="0"/>
         </w:rPr>
-        <w:t xml:space="preserve">IT-027-002</w:t>
-      </w:r>
-      <w:r>
-        <w:rPr>
-          <w:rtl w:val="0"/>
-        </w:rPr>
-        <w:t xml:space="preserve"> — Strategy Evaluation Engine MVP</w:t>
-      </w:r>
-    </w:p>
-    <w:p>
-      <w:pPr>
-        <w:numPr>
-          <w:ilvl w:val="0"/>
-          <w:numId w:val="12"/>
+        <w:t xml:space="preserve">IT-027-002 — Strategy Evaluation Process MVP</w:t>
+        <w:br w:type="textWrapping"/>
+      </w:r>
+      <w:r>
+        <w:rPr>
+          <w:rtl w:val="0"/>
+        </w:rPr>
+        <w:t xml:space="preserve"> Implementa la producción, registro y consulta interna de </w:t>
+      </w:r>
+      <w:r>
+        <w:rPr>
+          <w:rFonts w:ascii="Roboto Mono" w:cs="Roboto Mono" w:eastAsia="Roboto Mono" w:hAnsi="Roboto Mono"/>
+          <w:color w:val="188038"/>
+          <w:rtl w:val="0"/>
+        </w:rPr>
+        <w:t xml:space="preserve">StrategyEvaluation</w:t>
+      </w:r>
+      <w:r>
+        <w:rPr>
+          <w:rtl w:val="0"/>
+        </w:rPr>
+        <w:t xml:space="preserve"> mediante un proceso desacoplado y reproducible.</w:t>
+      </w:r>
+    </w:p>
+    <w:p>
+      <w:pPr>
+        <w:numPr>
+          <w:ilvl w:val="0"/>
+          <w:numId w:val="4"/>
         </w:numPr>
         <w:spacing w:after="0" w:afterAutospacing="0" w:before="0" w:beforeAutospacing="0" w:lineRule="auto"/>
         <w:ind w:left="720" w:hanging="360"/>
@@ -2658,20 +2666,35 @@
           <w:bCs w:val="1"/>
           <w:rtl w:val="0"/>
         </w:rPr>
-        <w:t xml:space="preserve">IT-027-003</w:t>
-      </w:r>
-      <w:r>
-        <w:rPr>
-          <w:rtl w:val="0"/>
-        </w:rPr>
-        <w:t xml:space="preserve"> — Strategy Evaluation Repository MVP</w:t>
-      </w:r>
-    </w:p>
-    <w:p>
-      <w:pPr>
-        <w:numPr>
-          <w:ilvl w:val="0"/>
-          <w:numId w:val="12"/>
+        <w:t xml:space="preserve">IT-027-003 — Strategy Evaluation Comparison MVP</w:t>
+        <w:br w:type="textWrapping"/>
+      </w:r>
+      <w:r>
+        <w:rPr>
+          <w:rtl w:val="0"/>
+        </w:rPr>
+        <w:t xml:space="preserve"> Implementará la comparación objetiva y reproducible entre dos o más </w:t>
+      </w:r>
+      <w:r>
+        <w:rPr>
+          <w:rFonts w:ascii="Roboto Mono" w:cs="Roboto Mono" w:eastAsia="Roboto Mono" w:hAnsi="Roboto Mono"/>
+          <w:color w:val="188038"/>
+          <w:rtl w:val="0"/>
+        </w:rPr>
+        <w:t xml:space="preserve">StrategyEvaluation</w:t>
+      </w:r>
+      <w:r>
+        <w:rPr>
+          <w:rtl w:val="0"/>
+        </w:rPr>
+        <w:t xml:space="preserve"> compatibles, sin producir rankings, recomendaciones ni decisiones operativas.</w:t>
+      </w:r>
+    </w:p>
+    <w:p>
+      <w:pPr>
+        <w:numPr>
+          <w:ilvl w:val="0"/>
+          <w:numId w:val="4"/>
         </w:numPr>
         <w:spacing w:after="0" w:afterAutospacing="0" w:before="0" w:beforeAutospacing="0" w:lineRule="auto"/>
         <w:ind w:left="720" w:hanging="360"/>
@@ -2682,44 +2705,21 @@
           <w:bCs w:val="1"/>
           <w:rtl w:val="0"/>
         </w:rPr>
-        <w:t xml:space="preserve">IT-027-004</w:t>
-      </w:r>
-      <w:r>
-        <w:rPr>
-          <w:rtl w:val="0"/>
-        </w:rPr>
-        <w:t xml:space="preserve"> — Strategy Evaluation Access MVP</w:t>
-      </w:r>
-    </w:p>
-    <w:p>
-      <w:pPr>
-        <w:numPr>
-          <w:ilvl w:val="0"/>
-          <w:numId w:val="12"/>
-        </w:numPr>
-        <w:spacing w:after="0" w:afterAutospacing="0" w:before="0" w:beforeAutospacing="0" w:lineRule="auto"/>
-        <w:ind w:left="720" w:hanging="360"/>
-      </w:pPr>
-      <w:r>
-        <w:rPr>
-          <w:b w:val="1"/>
-          <w:bCs w:val="1"/>
-          <w:rtl w:val="0"/>
-        </w:rPr>
-        <w:t xml:space="preserve">IT-027-005</w:t>
-      </w:r>
-      <w:r>
-        <w:rPr>
-          <w:rtl w:val="0"/>
-        </w:rPr>
-        <w:t xml:space="preserve"> — Strategy Comparison MVP</w:t>
-      </w:r>
-    </w:p>
-    <w:p>
-      <w:pPr>
-        <w:numPr>
-          <w:ilvl w:val="0"/>
-          <w:numId w:val="12"/>
+        <w:t xml:space="preserve">IT-027-004 — Strategy Evaluation Publication MVP</w:t>
+        <w:br w:type="textWrapping"/>
+      </w:r>
+      <w:r>
+        <w:rPr>
+          <w:rtl w:val="0"/>
+        </w:rPr>
+        <w:t xml:space="preserve"> Implementará la frontera pública de solo lectura para consumo controlado por dominios posteriores.</w:t>
+      </w:r>
+    </w:p>
+    <w:p>
+      <w:pPr>
+        <w:numPr>
+          <w:ilvl w:val="0"/>
+          <w:numId w:val="4"/>
         </w:numPr>
         <w:spacing w:after="240" w:before="0" w:beforeAutospacing="0" w:lineRule="auto"/>
         <w:ind w:left="720" w:hanging="360"/>
@@ -2730,13 +2730,38 @@
           <w:bCs w:val="1"/>
           <w:rtl w:val="0"/>
         </w:rPr>
-        <w:t xml:space="preserve">IT-027-006</w:t>
-      </w:r>
-      <w:r>
-        <w:rPr>
-          <w:rtl w:val="0"/>
-        </w:rPr>
-        <w:t xml:space="preserve"> — Strategy Evaluation Lifecycle MVP</w:t>
+        <w:t xml:space="preserve">IT-027-005 — Strategy Evaluation Lifecycle MVP</w:t>
+        <w:br w:type="textWrapping"/>
+      </w:r>
+      <w:r>
+        <w:rPr>
+          <w:rtl w:val="0"/>
+        </w:rPr>
+        <w:t xml:space="preserve"> Implementará, únicamente cuando exista evidencia suficiente, las reglas de estado, publicación, sustitución o retiro aplicables a los activos del dominio.</w:t>
+      </w:r>
+    </w:p>
+    <w:p>
+      <w:pPr>
+        <w:spacing w:after="240" w:before="240" w:lineRule="auto"/>
+        <w:rPr/>
+      </w:pPr>
+      <w:r>
+        <w:rPr>
+          <w:rtl w:val="0"/>
+        </w:rPr>
+        <w:t xml:space="preserve">Esta secuencia sustituye la planificación preliminar que separaba Engine, Repository y Access. Dichas responsabilidades quedaron integradas de manera coherente dentro de IT-027-002 y no deberán volver a implementarse como incrementos independientes.</w:t>
+      </w:r>
+    </w:p>
+    <w:p>
+      <w:pPr>
+        <w:spacing w:after="240" w:before="240" w:lineRule="auto"/>
+        <w:ind w:left="720" w:firstLine="0"/>
+        <w:rPr/>
+      </w:pPr>
+      <w:r>
+        <w:rPr>
+          <w:rtl w:val="0"/>
+        </w:rPr>
       </w:r>
     </w:p>
     <w:p>

--- a/docs/IT-027-001 — Strategy Domain Model MVP.docx
+++ b/docs/IT-027-001 — Strategy Domain Model MVP.docx
@@ -2705,7 +2705,7 @@
           <w:bCs w:val="1"/>
           <w:rtl w:val="0"/>
         </w:rPr>
-        <w:t xml:space="preserve">IT-027-004 — Strategy Evaluation Publication MVP</w:t>
+        <w:t xml:space="preserve">Incremento posterior — Strategy Evaluation Publication MVP</w:t>
         <w:br w:type="textWrapping"/>
       </w:r>
       <w:r>
@@ -2730,7 +2730,7 @@
           <w:bCs w:val="1"/>
           <w:rtl w:val="0"/>
         </w:rPr>
-        <w:t xml:space="preserve">IT-027-005 — Strategy Evaluation Lifecycle MVP</w:t>
+        <w:t xml:space="preserve">Incremento posterior — Strategy Evaluation Lifecycle MVP</w:t>
         <w:br w:type="textWrapping"/>
       </w:r>
       <w:r>
